--- a/documentos/transversales/05_Presupuesto.docx
+++ b/documentos/transversales/05_Presupuesto.docx
@@ -1458,7 +1458,7 @@
                 <w:sz w:val="19"/>
                 <w:lang w:val="es-CO"/>
               </w:rPr>
-              <w:t xml:space="preserve">Python/Flask</w:t>
+              <w:t xml:space="preserve">Java/Spring Boot</w:t>
             </w:r>
           </w:p>
         </w:tc>
@@ -1521,7 +1521,7 @@
                 <w:sz w:val="19"/>
                 <w:lang w:val="es-CO"/>
               </w:rPr>
-              <w:t xml:space="preserve">Python bajo licencia PSF y Flask bajo BSD; dependencias gratuitas del proyecto.</w:t>
+              <w:t xml:space="preserve">OpenJDK bajo GPL con excepción Classpath y Spring Boot bajo Apache 2.0; dependencias gratuitas del proyecto.</w:t>
             </w:r>
           </w:p>
         </w:tc>

--- a/documentos/transversales/05_Presupuesto.docx
+++ b/documentos/transversales/05_Presupuesto.docx
@@ -1458,7 +1458,7 @@
                 <w:sz w:val="19"/>
                 <w:lang w:val="es-CO"/>
               </w:rPr>
-              <w:t xml:space="preserve">Java/Spring Boot</w:t>
+              <w:t xml:space="preserve">Java/Tomcat</w:t>
             </w:r>
           </w:p>
         </w:tc>
@@ -1521,7 +1521,7 @@
                 <w:sz w:val="19"/>
                 <w:lang w:val="es-CO"/>
               </w:rPr>
-              <w:t xml:space="preserve">OpenJDK bajo GPL con excepción Classpath y Spring Boot bajo Apache 2.0; dependencias gratuitas del proyecto.</w:t>
+              <w:t xml:space="preserve">OpenJDK bajo GPL con excepción Classpath y Apache Tomcat bajo Apache 2.0; dependencias gratuitas del proyecto.</w:t>
             </w:r>
           </w:p>
         </w:tc>

--- a/documentos/transversales/05_Presupuesto.docx
+++ b/documentos/transversales/05_Presupuesto.docx
@@ -377,7 +377,7 @@
         <w:rPr>
           <w:lang w:val="es-CO"/>
         </w:rPr>
-        <w:t xml:space="preserve">Las tarifas se justifican como valoración de perfiles junior o estudiantes: 25.000 COP/h para gestión y administración de bases de datos por responsabilidad de integración; 22.000 COP/h para análisis y modelado; 24.000 COP/h para desarrollo e infraestructura por configuración de VM y conexión Oracle. Son valores de referencia acordados para este ejercicio, sin prestaciones o tributos adicionales simulados.</w:t>
+        <w:t xml:space="preserve">Las tarifas se justifican como valoración de perfiles junior o estudiantes: 25.000 COP/h para gestión y administración de bases de datos por responsabilidad de integración; 22.000 COP/h para análisis y modelado; 24.000 COP/h para desarrollo e infraestructura por configuración de VM y conexión a MySQL. Son valores de referencia acordados para este ejercicio, sin prestaciones o tributos adicionales simulados.</w:t>
       </w:r>
     </w:p>
     <w:p>
@@ -1298,7 +1298,7 @@
                 <w:sz w:val="19"/>
                 <w:lang w:val="es-CO"/>
               </w:rPr>
-              <w:t xml:space="preserve">Oracle AI Database 26ai Free</w:t>
+              <w:t xml:space="preserve">MySQL 8.4 Community</w:t>
             </w:r>
           </w:p>
         </w:tc>
@@ -1361,7 +1361,7 @@
                 <w:sz w:val="19"/>
                 <w:lang w:val="es-CO"/>
               </w:rPr>
-              <w:t xml:space="preserve">Edición Free sujeta a sus términos y límites; sin funcionalidades de pago.</w:t>
+              <w:t xml:space="preserve">Edición Community bajo licencia GPLv2, sin costo y sin límites de uso.</w:t>
             </w:r>
           </w:p>
         </w:tc>
@@ -1618,7 +1618,7 @@
                 <w:sz w:val="19"/>
                 <w:lang w:val="es-CO"/>
               </w:rPr>
-              <w:t xml:space="preserve">Oracle SQL Developer Data Modeler</w:t>
+              <w:t xml:space="preserve">MySQL Workbench Community</w:t>
             </w:r>
           </w:p>
         </w:tc>
@@ -1681,7 +1681,7 @@
                 <w:sz w:val="19"/>
                 <w:lang w:val="es-CO"/>
               </w:rPr>
-              <w:t xml:space="preserve">Herramienta gratuita de Oracle, sujeta a la licencia de distribución correspondiente.</w:t>
+              <w:t xml:space="preserve">Herramienta gráfica oficial de MySQL, gratuita bajo licencia GPLv2.</w:t>
             </w:r>
           </w:p>
         </w:tc>

--- a/documentos/transversales/05_Presupuesto.docx
+++ b/documentos/transversales/05_Presupuesto.docx
@@ -1458,7 +1458,7 @@
                 <w:sz w:val="19"/>
                 <w:lang w:val="es-CO"/>
               </w:rPr>
-              <w:t xml:space="preserve">Java/Tomcat</w:t>
+              <w:t xml:space="preserve">Java/Spring Boot</w:t>
             </w:r>
           </w:p>
         </w:tc>
@@ -1521,7 +1521,7 @@
                 <w:sz w:val="19"/>
                 <w:lang w:val="es-CO"/>
               </w:rPr>
-              <w:t xml:space="preserve">OpenJDK bajo GPL con excepción Classpath y Apache Tomcat bajo Apache 2.0; dependencias gratuitas del proyecto.</w:t>
+              <w:t xml:space="preserve">OpenJDK bajo GPL con excepción Classpath y Spring Boot bajo Apache 2.0; dependencias gratuitas del proyecto.</w:t>
             </w:r>
           </w:p>
         </w:tc>

--- a/documentos/transversales/05_Presupuesto.docx
+++ b/documentos/transversales/05_Presupuesto.docx
@@ -285,7 +285,7 @@
       <w:pPr>
         <w:pStyle w:val="Heading1"/>
       </w:pPr>
-      <w:bookmarkStart w:id="19" w:name="_06932339a62d277c121f4ab9fde02dfc154ab50"/>
+      <w:bookmarkStart w:id="19" w:name="_estimación"/>
       <w:r>
         <w:rPr>
           <w:rStyle w:val="SectionNumber"/>
@@ -300,7 +300,7 @@
         <w:rPr>
           <w:lang w:val="es-CO"/>
         </w:rPr>
-        <w:t xml:space="preserve">Base de estimación y resultado</w:t>
+        <w:t xml:space="preserve">Estimación</w:t>
       </w:r>
       <w:bookmarkEnd w:id="19"/>
     </w:p>
@@ -312,7 +312,7 @@
         <w:rPr>
           <w:lang w:val="es-CO"/>
         </w:rPr>
-        <w:t xml:space="preserve">El presupuesto académico de SIGEVET es</w:t>
+        <w:t xml:space="preserve">Presupuesto académico:</w:t>
       </w:r>
       <w:r>
         <w:rPr>
@@ -332,18 +332,7 @@
         <w:rPr>
           <w:lang w:val="es-CO"/>
         </w:rPr>
-        <w:t xml:space="preserve">, incluido un 10 % de imprevistos sobre los costos directos. Se valora el esfuerzo de 385 horas del cronograma, la utilización de tres portátiles durante 14 semanas y los servicios compartidos que permiten construir y demostrar el proyecto.</w:t>
-      </w:r>
-    </w:p>
-    <w:p>
-      <w:pPr>
-        <w:pStyle w:val="BodyText"/>
-      </w:pPr>
-      <w:r>
-        <w:rPr>
-          <w:lang w:val="es-CO"/>
-        </w:rPr>
-        <w:t xml:space="preserve">Los valores son supuestos internos de planeación, expresados en pesos colombianos; no son cotizaciones de mercado ni una liquidación laboral. El trabajo estudiantil, los portátiles y la conectividad son aportes en especie del equipo. No se asumen salarios pagados, compras de equipos ni desembolsos certificados. El costo del patrocinio docente no se imputa al equipo.</w:t>
+        <w:t xml:space="preserve">, con 10 % de imprevistos; 385 horas, tres portátiles y servicios durante 14 semanas. Estimaciones internas y aportes en especie, sin salarios, compras ni desembolsos certificados. Patrocinio docente no imputado.</w:t>
       </w:r>
     </w:p>
     <w:p>
@@ -377,7 +366,7 @@
         <w:rPr>
           <w:lang w:val="es-CO"/>
         </w:rPr>
-        <w:t xml:space="preserve">Las tarifas se justifican como valoración de perfiles junior o estudiantes: 25.000 COP/h para gestión y administración de bases de datos por responsabilidad de integración; 22.000 COP/h para análisis y modelado; 24.000 COP/h para desarrollo e infraestructura por configuración de VM y conexión a MySQL. Son valores de referencia acordados para este ejercicio, sin prestaciones o tributos adicionales simulados.</w:t>
+        <w:t xml:space="preserve">Tarifas estimadas para perfiles junior/estudiantes: integración/DBA, análisis/modelado, VM/conexión MySQL; sin prestaciones ni tributos adicionales.</w:t>
       </w:r>
     </w:p>
     <w:p>
@@ -388,7 +377,7 @@
         <w:rPr>
           <w:lang w:val="es-CO"/>
         </w:rPr>
-        <w:t xml:space="preserve">Valoración del esfuerzo de los tres integrantes</w:t>
+        <w:t xml:space="preserve">Esfuerzo del equipo</w:t>
       </w:r>
     </w:p>
     <w:tbl>
@@ -397,7 +386,7 @@
         <w:tblW w:type="pct" w:w="5000"/>
         <w:tblLayout w:type="fixed"/>
         <w:tblLook w:firstRow="1" w:lastRow="0" w:firstColumn="0" w:lastColumn="0" w:noHBand="0" w:noVBand="0" w:val="0020"/>
-        <w:tblCaption w:val="Valoración del esfuerzo de los tres integrantes"/>
+        <w:tblCaption w:val="Esfuerzo del equipo"/>
         <w:tblBorders>
           <w:top w:val="single" w:sz="4" w:color="A6A6A6"/>
           <w:left w:val="single" w:sz="4" w:color="A6A6A6"/>
@@ -762,7 +751,7 @@
         <w:rPr>
           <w:lang w:val="es-CO"/>
         </w:rPr>
-        <w:t xml:space="preserve">Las horas provienen de las actividades del cronograma; los hitos tienen cero horas y no incrementan el costo. El seguimiento y el repositorio tienen esfuerzo propio de coordinación y no duplican la construcción de productos.</w:t>
+        <w:t xml:space="preserve">Horas del cronograma; hitos sin costo. Seguimiento/repositorio no duplican construcción.</w:t>
       </w:r>
     </w:p>
     <w:p>
@@ -796,7 +785,7 @@
         <w:rPr>
           <w:lang w:val="es-CO"/>
         </w:rPr>
-        <w:t xml:space="preserve">Se utiliza depreciación lineal de uso, con valor de referencia de 3.120.000 COP por portátil, valor residual de cero y vida útil de 156 semanas. La imputación por portátil es</w:t>
+        <w:t xml:space="preserve">Depreciación lineal por portátil: referencia de 3.120.000 COP, residual cero, vida útil 156 semanas. Imputación:</w:t>
       </w:r>
       <w:r>
         <w:rPr>
@@ -870,7 +859,7 @@
         <w:rPr>
           <w:lang w:val="es-CO"/>
         </w:rPr>
-        <w:t xml:space="preserve">COP. Se considera el uso durante todo el proyecto, independientemente de la dedicación parcial; es una imputación académica del recurso disponible, sin compra de hardware.</w:t>
+        <w:t xml:space="preserve">COP; sin compra de hardware.</w:t>
       </w:r>
     </w:p>
     <w:p>
@@ -881,7 +870,7 @@
         <w:rPr>
           <w:lang w:val="es-CO"/>
         </w:rPr>
-        <w:t xml:space="preserve">Imputación de hardware por depreciación lineal</w:t>
+        <w:t xml:space="preserve">Depreciación lineal</w:t>
       </w:r>
     </w:p>
     <w:tbl>
@@ -889,7 +878,7 @@
         <w:tblStyle w:val="Table"/>
         <w:tblW w:type="auto" w:w="0"/>
         <w:tblLook w:firstRow="1" w:lastRow="0" w:firstColumn="0" w:lastColumn="0" w:noHBand="0" w:noVBand="0" w:val="0020"/>
-        <w:tblCaption w:val="Imputación de hardware por depreciación lineal"/>
+        <w:tblCaption w:val="Depreciación lineal"/>
         <w:tblBorders>
           <w:top w:val="single" w:sz="4" w:color="A6A6A6"/>
           <w:left w:val="single" w:sz="4" w:color="A6A6A6"/>
@@ -1082,7 +1071,7 @@
         <w:rPr>
           <w:lang w:val="es-CO"/>
         </w:rPr>
-        <w:t xml:space="preserve">Herramientas y licenciamiento contemplados</w:t>
+        <w:t xml:space="preserve">Licencias</w:t>
       </w:r>
     </w:p>
     <w:tbl>
@@ -1091,7 +1080,7 @@
         <w:tblW w:type="pct" w:w="5000"/>
         <w:tblLayout w:type="fixed"/>
         <w:tblLook w:firstRow="1" w:lastRow="0" w:firstColumn="0" w:lastColumn="0" w:noHBand="0" w:noVBand="0" w:val="0020"/>
-        <w:tblCaption w:val="Herramientas y licenciamiento contemplados"/>
+        <w:tblCaption w:val="Licencias"/>
         <w:tblBorders>
           <w:top w:val="single" w:sz="4" w:color="A6A6A6"/>
           <w:left w:val="single" w:sz="4" w:color="A6A6A6"/>
@@ -1281,7 +1270,7 @@
                 <w:sz w:val="19"/>
                 <w:lang w:val="es-CO"/>
               </w:rPr>
-              <w:t xml:space="preserve">Distribución de uso gratuito; no se contrata soporte comercial.</w:t>
+              <w:t xml:space="preserve">Gratuito; sin soporte comercial contratado.</w:t>
             </w:r>
           </w:p>
         </w:tc>
@@ -1361,7 +1350,7 @@
                 <w:sz w:val="19"/>
                 <w:lang w:val="es-CO"/>
               </w:rPr>
-              <w:t xml:space="preserve">Edición Community bajo licencia GPLv2, sin costo y sin límites de uso.</w:t>
+              <w:t xml:space="preserve">GPLv2, gratuito, sin límites de uso.</w:t>
             </w:r>
           </w:p>
         </w:tc>
@@ -1441,7 +1430,7 @@
                 <w:sz w:val="19"/>
                 <w:lang w:val="es-CO"/>
               </w:rPr>
-              <w:t xml:space="preserve">Proyecto de código abierto, licencia Apache 2.0.</w:t>
+              <w:t xml:space="preserve">Código abierto, Apache 2.0.</w:t>
             </w:r>
           </w:p>
         </w:tc>
@@ -1521,7 +1510,7 @@
                 <w:sz w:val="19"/>
                 <w:lang w:val="es-CO"/>
               </w:rPr>
-              <w:t xml:space="preserve">OpenJDK bajo GPL con excepción Classpath y Spring Boot bajo Apache 2.0; dependencias gratuitas del proyecto.</w:t>
+              <w:t xml:space="preserve">OpenJDK: GPL/excepción Classpath; Spring Boot: Apache 2.0; dependencias gratuitas.</w:t>
             </w:r>
           </w:p>
         </w:tc>
@@ -1601,7 +1590,7 @@
                 <w:sz w:val="19"/>
                 <w:lang w:val="es-CO"/>
               </w:rPr>
-              <w:t xml:space="preserve">Git bajo GPLv2 y alojamiento en plan GitHub Free sujeto a sus límites.</w:t>
+              <w:t xml:space="preserve">Git: GPLv2; GitHub Free sujeto a límites.</w:t>
             </w:r>
           </w:p>
         </w:tc>
@@ -1681,7 +1670,7 @@
                 <w:sz w:val="19"/>
                 <w:lang w:val="es-CO"/>
               </w:rPr>
-              <w:t xml:space="preserve">Herramienta gráfica oficial de MySQL, gratuita bajo licencia GPLv2.</w:t>
+              <w:t xml:space="preserve">Herramienta oficial gratuita, GPLv2.</w:t>
             </w:r>
           </w:p>
         </w:tc>
@@ -1761,7 +1750,7 @@
                 <w:sz w:val="19"/>
                 <w:lang w:val="es-CO"/>
               </w:rPr>
-              <w:t xml:space="preserve">Se conserva el uso académico dentro de los términos aplicables.</w:t>
+              <w:t xml:space="preserve">Uso académico según licencias.</w:t>
             </w:r>
           </w:p>
         </w:tc>
@@ -1775,7 +1764,7 @@
         <w:rPr>
           <w:lang w:val="es-CO"/>
         </w:rPr>
-        <w:t xml:space="preserve">La cantidad representa una referencia presupuestal por herramienta, no una restricción al número de instalaciones permitidas por su licencia. Graphviz, Pandoc y openpyxl son utilidades gratuitas de documentación y tampoco requieren compra de licencia.</w:t>
+        <w:t xml:space="preserve">Las cantidades son referencias presupuestales, no límites de instalación. Graphviz, Pandoc y openpyxl también son gratuitos.</w:t>
       </w:r>
     </w:p>
     <w:p>
@@ -1809,7 +1798,7 @@
         <w:rPr>
           <w:lang w:val="es-CO"/>
         </w:rPr>
-        <w:t xml:space="preserve">Estimación de servicios durante el horizonte del proyecto</w:t>
+        <w:t xml:space="preserve">Servicios</w:t>
       </w:r>
     </w:p>
     <w:tbl>
@@ -1818,7 +1807,7 @@
         <w:tblW w:type="pct" w:w="5000"/>
         <w:tblLayout w:type="fixed"/>
         <w:tblLook w:firstRow="1" w:lastRow="0" w:firstColumn="0" w:lastColumn="0" w:noHBand="0" w:noVBand="0" w:val="0020"/>
-        <w:tblCaption w:val="Estimación de servicios durante el horizonte del proyecto"/>
+        <w:tblCaption w:val="Servicios"/>
         <w:tblBorders>
           <w:top w:val="single" w:sz="4" w:color="A6A6A6"/>
           <w:left w:val="single" w:sz="4" w:color="A6A6A6"/>
@@ -2008,7 +1997,7 @@
                 <w:sz w:val="19"/>
                 <w:lang w:val="es-CO"/>
               </w:rPr>
-              <w:t xml:space="preserve">Imputación conjunta por conectividad, sincronización y demostración.</w:t>
+              <w:t xml:space="preserve">Conectividad, sincronización y demostración conjuntas.</w:t>
             </w:r>
           </w:p>
         </w:tc>
@@ -2088,7 +2077,7 @@
                 <w:sz w:val="19"/>
                 <w:lang w:val="es-CO"/>
               </w:rPr>
-              <w:t xml:space="preserve">Estimación agregada para los tres portátiles; no se multiplica otra vez por integrante.</w:t>
+              <w:t xml:space="preserve">Tres portátiles; sin multiplicar por integrante.</w:t>
             </w:r>
           </w:p>
         </w:tc>
@@ -2168,7 +2157,7 @@
                 <w:sz w:val="19"/>
                 <w:lang w:val="es-CO"/>
               </w:rPr>
-              <w:t xml:space="preserve">Aportes del equipo, sin factura atribuida al proyecto.</w:t>
+              <w:t xml:space="preserve">Aportes sin factura del proyecto.</w:t>
             </w:r>
           </w:p>
         </w:tc>
@@ -2205,7 +2194,7 @@
         <w:rPr>
           <w:lang w:val="es-CO"/>
         </w:rPr>
-        <w:t xml:space="preserve">Consolidación económica de SIGEVET</w:t>
+        <w:t xml:space="preserve">Consolidado</w:t>
       </w:r>
     </w:p>
     <w:tbl>
@@ -2213,7 +2202,7 @@
         <w:tblStyle w:val="Table"/>
         <w:tblW w:type="auto" w:w="0"/>
         <w:tblLook w:firstRow="1" w:lastRow="0" w:firstColumn="0" w:lastColumn="0" w:noHBand="0" w:noVBand="0" w:val="0020"/>
-        <w:tblCaption w:val="Consolidación económica de SIGEVET"/>
+        <w:tblCaption w:val="Consolidado"/>
         <w:tblBorders>
           <w:top w:val="single" w:sz="4" w:color="A6A6A6"/>
           <w:left w:val="single" w:sz="4" w:color="A6A6A6"/>
@@ -2509,27 +2498,7 @@
         <w:rPr>
           <w:lang w:val="es-CO"/>
         </w:rPr>
-        <w:t xml:space="preserve">El gran total es</w:t>
-      </w:r>
-      <w:r>
-        <w:rPr>
-          <w:lang w:val="es-CO"/>
-        </w:rPr>
-        <w:t xml:space="preserve"> </w:t>
-      </w:r>
-      <w:r>
-        <w:rPr>
-          <w:b/>
-          <w:bCs/>
-          <w:lang w:val="es-CO"/>
-        </w:rPr>
-        <w:t xml:space="preserve">11.603.900 COP</w:t>
-      </w:r>
-      <w:r>
-        <w:rPr>
-          <w:lang w:val="es-CO"/>
-        </w:rPr>
-        <w:t xml:space="preserve">. La reserva equivale a</w:t>
+        <w:t xml:space="preserve">Reserva:</w:t>
       </w:r>
       <w:r>
         <w:rPr>
@@ -2585,7 +2554,7 @@
         <w:rPr>
           <w:lang w:val="es-CO"/>
         </w:rPr>
-        <w:t xml:space="preserve">COP; se aplica una sola vez a la suma de costos directos, no sobre sí misma. Es una provisión para ajustes menores de horas o recursos, no un gasto ejecutado.</w:t>
+        <w:t xml:space="preserve">COP, aplicada una vez al costo directo. Cubre ajustes menores; no representa gasto ejecutado.</w:t>
       </w:r>
     </w:p>
     <w:p>
@@ -2617,18 +2586,6 @@
       </w:pPr>
       <w:r>
         <w:rPr>
-          <w:lang w:val="es-CO"/>
-        </w:rPr>
-        <w:t xml:space="preserve">El archivo</w:t>
-      </w:r>
-      <w:r>
-        <w:rPr>
-          <w:lang w:val="es-CO"/>
-        </w:rPr>
-        <w:t xml:space="preserve"> </w:t>
-      </w:r>
-      <w:r>
-        <w:rPr>
           <w:rStyle w:val="VerbatimChar"/>
           <w:lang w:val="es-CO"/>
         </w:rPr>
@@ -2644,7 +2601,7 @@
         <w:rPr>
           <w:lang w:val="es-CO"/>
         </w:rPr>
-        <w:t xml:space="preserve">contiene Resumen y Detalle. Detalle conserva cantidades y valores unitarios numéricos, y calcula cada subtotal como cantidad por valor unitario. El valor unitario de depreciación referencia el bloque de origen, residual, vida útil y semanas de uso. Resumen suma rubros, calcula el costo directo y la reserva, y obtiene el total con fórmulas reales.</w:t>
+        <w:t xml:space="preserve">contiene Detalle (cantidad × valor unitario y depreciación desde sus supuestos) y Resumen (rubros, costo directo, reserva y total), con fórmulas.</w:t>
       </w:r>
     </w:p>
     <w:p>
@@ -2655,7 +2612,7 @@
         <w:rPr>
           <w:lang w:val="es-CO"/>
         </w:rPr>
-        <w:t xml:space="preserve">Las horas salen de la misma lista de actividades del cronograma; un cambio de esfuerzo exige actualizar ambos libros y actualizar las tablas documentales y el acta de constitución. El gerente registra por paquete EDT cualquier uso propuesto de la reserva y su efecto en horas y costo, para revisión del equipo y validación del docente si afecta el alcance.</w:t>
+        <w:t xml:space="preserve">Cambios de horas actualizan cronograma, presupuesto, tablas y acta de constitución. El gerente registra cada uso propuesto de reserva por paquete EDT; el equipo revisa horas/costos y el docente valida cambios de alcance.</w:t>
       </w:r>
     </w:p>
     <w:sectPr>

--- a/documentos/transversales/05_Presupuesto.docx
+++ b/documentos/transversales/05_Presupuesto.docx
@@ -366,7 +366,7 @@
         <w:rPr>
           <w:lang w:val="es-CO"/>
         </w:rPr>
-        <w:t xml:space="preserve">Tarifas estimadas para perfiles junior/estudiantes: integración/DBA, análisis/modelado, VM/conexión MySQL; sin prestaciones ni tributos adicionales.</w:t>
+        <w:t xml:space="preserve">Tarifas estimadas para perfiles junior (estudiantes) de integración y DBA, análisis y modelado, y VM y conexión MySQL; sin prestaciones ni tributos adicionales.</w:t>
       </w:r>
     </w:p>
     <w:p>
@@ -751,7 +751,7 @@
         <w:rPr>
           <w:lang w:val="es-CO"/>
         </w:rPr>
-        <w:t xml:space="preserve">Horas del cronograma; hitos sin costo. Seguimiento/repositorio no duplican construcción.</w:t>
+        <w:t xml:space="preserve">Las horas son las del cronograma; los hitos no cuestan. Seguimiento y repositorio no duplican construcción.</w:t>
       </w:r>
     </w:p>
     <w:p>
@@ -2589,7 +2589,7 @@
           <w:rStyle w:val="VerbatimChar"/>
           <w:lang w:val="es-CO"/>
         </w:rPr>
-        <w:t xml:space="preserve">entregables/Transversales/05_Presupuesto_SIGEVET.xlsx</w:t>
+        <w:t xml:space="preserve">El libro documentos/transversales/05_Presupuesto_SIGEVET.xlsx</w:t>
       </w:r>
       <w:r>
         <w:rPr>
